--- a/10/programmnoe-obespechenie/zagotovka-11.docx
+++ b/10/programmnoe-obespechenie/zagotovka-11.docx
@@ -4,12 +4,12 @@
   <w:body>
     <w:p>
       <w:r>
-        <w:t xml:space="preserve">          Муниципальное бюджетное общеобразовательное учреждение</w:t>
+        <w:t xml:space="preserve">                Муниципальное бюджетное общеобразовательное учреждение</w:t>
       </w:r>
     </w:p>
     <w:p>
       <w:r>
-        <w:t xml:space="preserve">               «Средняя общеобразовательная школа № ___»</w:t>
+        <w:t xml:space="preserve">                  «Средняя общеобразовательная школа № ___»</w:t>
       </w:r>
     </w:p>
     <w:p/>
@@ -20,12 +20,12 @@
     <w:p/>
     <w:p>
       <w:r>
-        <w:t xml:space="preserve">                       РЕФЕРАТ</w:t>
+        <w:t xml:space="preserve">                          РЕФЕРАТ</w:t>
       </w:r>
     </w:p>
     <w:p>
       <w:r>
-        <w:t xml:space="preserve">          на тему: «Свободное и проприетарное программное обеспечение»</w:t>
+        <w:t xml:space="preserve">                на тему: «Свободное и проприетарное программное обеспечение»</w:t>
       </w:r>
     </w:p>
     <w:p/>
@@ -36,17 +36,17 @@
     <w:p/>
     <w:p>
       <w:r>
-        <w:t xml:space="preserve">                                   Выполнил: Фамилия Имя,</w:t>
+        <w:t xml:space="preserve">                                      Выполнил: Фамилия Имя,</w:t>
       </w:r>
     </w:p>
     <w:p>
       <w:r>
-        <w:t xml:space="preserve">                                   ученик 10 ___ класса</w:t>
+        <w:t xml:space="preserve">                                      ученик 10 ___ класса</w:t>
       </w:r>
     </w:p>
     <w:p>
       <w:r>
-        <w:t xml:space="preserve">                                   Руководитель: Фамилия И. О.</w:t>
+        <w:t xml:space="preserve">                                      Руководитель: Фамилия И. О.</w:t>
       </w:r>
     </w:p>
     <w:p/>
@@ -56,7 +56,7 @@
     <w:p/>
     <w:p>
       <w:r>
-        <w:t xml:space="preserve">                   Город, 20__</w:t>
+        <w:t xml:space="preserve">                      Город, 20__</w:t>
       </w:r>
     </w:p>
     <w:p/>
@@ -105,27 +105,31 @@
     </w:p>
     <w:p/>
     <w:p/>
-    <w:p/>
     <w:p>
       <w:r>
         <w:t>ВВЕДЕНИЕ</w:t>
       </w:r>
     </w:p>
+    <w:p/>
     <w:p>
       <w:r>
+        <w:tab/>
         <w:t>Программа — результат труда, и у неё есть правообладатель. Но условия, на которых этот труд передаётся пользователю, бывают очень разными: от запрета делать что-либо, кроме запуска, до разрешения изучать, изменять и передавать программу дальше.</w:t>
       </w:r>
     </w:p>
     <w:p>
       <w:r>
-        <w:t>В работе рассмотрены два основных подхода к распространению программного обеспечения и показано, что «свободное» и «бесплатное» — не одно и то же.</w:t>
+        <w:t>В работе рассмотрены два основных подхода к распространению программного обеспечения и  показано, что «свободное» и «бесплатное» — не одно и  то же.</w:t>
       </w:r>
     </w:p>
+    <w:p/>
+    <w:p/>
     <w:p>
       <w:r>
         <w:t>1. Два подхода к распространению</w:t>
       </w:r>
     </w:p>
+    <w:p/>
     <w:p>
       <w:r>
         <w:t>Проприетарное программное обеспечение распространяется на условиях правообладателя. Пользователь получает право пользоваться программой, но не получает исходного текста и не вправе её изменять или передавать другим. Условия описаны в лицензионном соглашении, которое принимают при установке.</w:t>
@@ -133,106 +137,134 @@
     </w:p>
     <w:p>
       <w:r>
+        <w:tab/>
         <w:t>Свободное программное обеспечение передаётся вместе с исходным текстом и с разрешением его изучать, изменять и распространять. Разрешение оформляется свободной лицензией; некоторые из них требуют, чтобы изменённая версия распространялась на тех же условиях.</w:t>
       </w:r>
     </w:p>
     <w:p>
       <w:r>
-        <w:t>Свободная программа не обязана быть бесплатной: продавать её можно, но покупатель получит и права. И наоборот, бесплатная программа не обязана быть свободной: чаще всего исходного текста у неё нет, а лицензия ограничивает использование.</w:t>
+        <w:tab/>
+        <w:t>Свободная программа не обязана быть бесплатной: продавать её можно, но покупатель получит и права. И наоборот, бесплатная  программа не обязана быть свободной:  чаще всего  исходного текста у неё нет, а лицензия ограничивает использование.</w:t>
       </w:r>
     </w:p>
+    <w:p/>
+    <w:p/>
+    <w:p/>
     <w:p>
       <w:r>
         <w:t>2. Что это значит на практике</w:t>
       </w:r>
     </w:p>
+    <w:p/>
     <w:p>
       <w:r>
+        <w:tab/>
         <w:t>Для школы и организации свободное программное обеспечение означает отсутствие платы за лицензии и возможность установить программу на любое число компьютеров. Взамен поддержкой приходится заниматься самим или платить за неё отдельно.</w:t>
       </w:r>
     </w:p>
     <w:p>
       <w:r>
+        <w:tab/>
         <w:t>Для пользователя разница чаще всего сводится к тому, что читать лицензию всё равно нужно: домашняя и учебная версии многих программ запрещают коммерческое использование, и одна и та же программа оказывается законной у школьника и незаконной у того, кто заработал с её помощью деньги.</w:t>
       </w:r>
     </w:p>
     <w:p>
       <w:r>
-        <w:t>Отдельная область — свободные лицензии для текстов и изображений. Они устроены так же: разрешают использование при определённых условиях, чаще всего при обязательном указании автора.</w:t>
+        <w:tab/>
+        <w:t>Отдельная область  —  свободные лицензии для текстов и изображений. Они  устроены так же: разрешают использование при определённых условиях, чаще всего при обязательном указании автора.</w:t>
       </w:r>
     </w:p>
+    <w:p/>
+    <w:p/>
+    <w:p/>
     <w:p>
       <w:r>
         <w:t>ЗАКЛЮЧЕНИЕ</w:t>
       </w:r>
     </w:p>
+    <w:p/>
     <w:p>
       <w:r>
+        <w:tab/>
         <w:t>Различие между свободным и проприетарным программным обеспечением проходит не по цене, а по объёму передаваемых прав: свободная лицензия разрешает изучать, изменять и распространять программу, проприетарная — только пользоваться ею на заданных условиях. Определяет допустимое не название программы, а её лицензия.</w:t>
       </w:r>
     </w:p>
+    <w:p/>
+    <w:p/>
     <w:p>
       <w:r>
         <w:t>СПИСОК ИСТОЧНИКОВ</w:t>
       </w:r>
     </w:p>
+    <w:p/>
     <w:p>
       <w:r>
-        <w:t>Что такое свободное программное обеспечение // Хабр. URL: https://habr.com (дата обращения 06.09.2026)</w:t>
+        <w:t>Гражданский кодекс Российской Федерации, часть  четвёртая.  Глава  70. Авторское право.</w:t>
       </w:r>
     </w:p>
     <w:p>
       <w:r>
+        <w:t>Реестр отечественного   программного обеспечения. URL:  https://reestr.digital.gov.ru  (дата обращения 07.09.2026)</w:t>
+      </w:r>
+    </w:p>
+    <w:p>
+      <w:r>
+        <w:tab/>
+        <w:t>Что такое свободное программное   обеспечение //  Хабр. URL: https://habr.com (дата обращения  06.09.2026)</w:t>
+      </w:r>
+    </w:p>
+    <w:p>
+      <w:r>
+        <w:tab/>
         <w:t>Информатика. 10 класс. Базовый уровень: учебник / под ред. К. Ю. Полякова. — Москва: БИНОМ, 2022.</w:t>
       </w:r>
     </w:p>
     <w:p>
       <w:r>
-        <w:t>Реестр отечественного программного обеспечения. URL: https://reestr.digital.gov.ru (дата обращения 07.09.2026)</w:t>
-      </w:r>
-    </w:p>
-    <w:p>
-      <w:r>
+        <w:tab/>
         <w:t>Лицензии Creative Commons: краткий обзор. URL: https://creativecommons.org (дата обращения 06.09.2026)</w:t>
       </w:r>
     </w:p>
-    <w:p>
-      <w:r>
-        <w:t>Гражданский кодекс Российской Федерации, часть четвёртая. Глава 70. Авторское право.</w:t>
-      </w:r>
-    </w:p>
+    <w:p/>
+    <w:p/>
     <w:p>
       <w:r>
         <w:t>ПРИЛОЖЕНИЕ</w:t>
       </w:r>
     </w:p>
+    <w:p/>
     <w:p>
       <w:r>
-        <w:t>Свободное и бесплатное — не одно и то же</w:t>
+        <w:tab/>
+        <w:t>Свободное и бесплатное — не  одно и   то  же</w:t>
       </w:r>
     </w:p>
     <w:p>
       <w:r>
-        <w:t>Свободная и бесплатная — исходный текст открыт, платы нет</w:t>
+        <w:t>Свободная и бесплатная —  исходный текст открыт,   платы нет</w:t>
       </w:r>
     </w:p>
     <w:p>
       <w:r>
-        <w:t>Свободная и платная — права передаются, но за копию платят</w:t>
+        <w:tab/>
+        <w:t>Свободная и платная — права  передаются, но   за копию  платят</w:t>
       </w:r>
     </w:p>
     <w:p>
       <w:r>
-        <w:t>Бесплатная, но не свободная — исходного текста нет, права ограничены</w:t>
+        <w:tab/>
+        <w:t>Бесплатная, но не свободная —  исходного текста  нет, права ограничены</w:t>
       </w:r>
     </w:p>
     <w:p>
       <w:r>
-        <w:t>Пробная версия — бесплатна только на срок</w:t>
+        <w:tab/>
+        <w:t>Пробная версия  —  бесплатна  только на срок</w:t>
       </w:r>
     </w:p>
     <w:p>
       <w:r>
+        <w:tab/>
         <w:t>Домашняя и учебная лицензия — запрещает зарабатывать программой</w:t>
       </w:r>
     </w:p>
@@ -243,7 +275,7 @@
     </w:p>
     <w:p>
       <w:r>
-        <w:t>Текст-заготовка подготовлен с помощью искусственного интеллекта и предназначен для учебной работы по оформлению.</w:t>
+        <w:t>Текст-заготовка подготовлен с помощью искусственного интеллекта и предназначен для учебной  работы  по оформлению.</w:t>
       </w:r>
     </w:p>
     <w:sectPr>
@@ -623,8 +655,8 @@
       <w:spacing w:after="0" w:before="0" w:line="240" w:lineRule="auto"/>
     </w:pPr>
     <w:rPr>
-      <w:rFonts w:ascii="Tahoma" w:hAnsi="Tahoma" w:cs="Tahoma"/>
-      <w:sz w:val="24"/>
+      <w:rFonts w:ascii="Calibri" w:hAnsi="Calibri" w:cs="Calibri"/>
+      <w:sz w:val="22"/>
     </w:rPr>
   </w:style>
   <w:style w:type="paragraph" w:styleId="Header">
